--- a/Ex01-Chp1-Exercise.docx
+++ b/Ex01-Chp1-Exercise.docx
@@ -403,7 +403,7 @@
           <w:b/>
           <w:i w:val="0"/>
         </w:rPr>
-        <w:t>7. An investor earns +20%, −20%, and +20% over three years. Compared with the arithmetic mean return, the geometric mean return is:</w:t>
+        <w:t>7. The required rate of return on a corporate bond is best described as the real risk-free rate plus:</w:t>
       </w:r>
     </w:p>
     <w:p>
@@ -415,7 +415,7 @@
           <w:b w:val="0"/>
           <w:i w:val="0"/>
         </w:rPr>
-        <w:t>A. higher.</w:t>
+        <w:t>A. expected inflation only.</w:t>
       </w:r>
     </w:p>
     <w:p>
@@ -427,7 +427,7 @@
           <w:b w:val="0"/>
           <w:i w:val="0"/>
         </w:rPr>
-        <w:t>B. the same.</w:t>
+        <w:t>B. premiums for default, liquidity and maturity risk only.</w:t>
       </w:r>
     </w:p>
     <w:p>
@@ -439,7 +439,7 @@
           <w:b w:val="0"/>
           <w:i w:val="0"/>
         </w:rPr>
-        <w:t>C. lower.</w:t>
+        <w:t>C. expected inflation plus premiums for default, liquidity and maturity risk.</w:t>
       </w:r>
     </w:p>
     <w:p>
@@ -451,7 +451,7 @@
           <w:b w:val="0"/>
           <w:i w:val="0"/>
         </w:rPr>
-        <w:t>D. indeterminate without knowing the inflation rate.</w:t>
+        <w:t>D. the inflation rate actually observed over the past year plus a default risk premium.</w:t>
       </w:r>
     </w:p>
     <w:p>
